--- a/TheChicagoDocket_Book1.docx
+++ b/TheChicagoDocket_Book1.docx
@@ -2198,7 +2198,7 @@
           <w:sz w:val="22"/>
           <w:szCs w:val="22"/>
         </w:rPr>
-        <w:t xml:space="preserve">I tell myself I'm picking up the phone to figure out what's on the drive. That's the story. That's the professional justification my hands are operating under as I pull up the app. My other hand finds the lighter in my jacket pocket — Vance's silver Zippo, warm from my body — and I turn it over once, twice, the familiar weight settling my breathing the way it always does when I'm about to commit to something irreversible. This lighter is the only thing Vance left me that wasn't a file. The engraved initials on the base have worn smooth from fourteen months of hands just like mine, running thumbs across them in garages like this one. That touch is Vance. The weight is Vance. The decision I'm about to make is mine, but the Zippo makes it survivable.</w:t>
+        <w:t>I tell myself I'm picking up the phone to figure out what's on the drive. That's the story. That's the professional justification my hands are operating under as I pull up the app. My other hand finds the lighter in my jacket pocket — Vance's silver Zippo, warm from my body — and I turn it over once, twice, the familiar weight settling my breathing the way it always does when I'm about to commit to something irreversible. This lighter is the only thing Vance left me that wasn't a file. The engraved initials on the base have worn smooth from fourteen months of my thumb running across them in garages like this one. That touch is Vance. The weight is Vance. The decision I'm about to make is mine, but the Zippo makes it survivable.</w:t>
       </w:r>
     </w:p>
     <w:p>
@@ -2399,7 +2399,7 @@
           <w:sz w:val="22"/>
           <w:szCs w:val="22"/>
         </w:rPr>
-        <w:t xml:space="preserve">The blazer. Dark, structured, the kind that costs enough to hold its shape through a twelve-hour day but not so much that it announces what it cost. Law firm standard. Not partner — the fabric's not quite there — but not first-year either. Someone in the middle. Three years in. Old enough to know how the machine works, young enough to still be angry about it.</w:t>
+        <w:t xml:space="preserve">The blazer. Dark, structured, the kind that costs enough to hold its shape through a twelve-hour day but not so much that it announces what it cost. Law firm standard. The fabric says mid-level — three years in, maybe four. Someone in the middle. Three years in. Old enough to know how the machine works, young enough to still be angry about it.</w:t>
       </w:r>
     </w:p>
     <w:p>
@@ -2556,33 +2556,33 @@
           <w:sz w:val="22"/>
           <w:szCs w:val="22"/>
         </w:rPr>
-        <w:t xml:space="preserve">Not because she's hard to find — because she's exactly the right amount of hard to find. Her digital footprint has the contour of someone who understands data hygiene but isn't a professional at it. She's scrubbed the obvious things — no social media under what I suspect is her real name, no public directory listing at the Greektown address. But she hasn't scrubbed everything, because scrubbing everything requires a paranoia she probably didn't have until recently.</w:t>
-      </w:r>
-    </w:p>
-    <w:p>
-      <w:pPr>
-        <w:spacing w:after="200" w:line="276"/>
-      </w:pPr>
-      <w:r>
-        <w:rPr>
-          <w:rFonts w:ascii="Georgia" w:cs="Georgia" w:eastAsia="Georgia" w:hAnsi="Georgia"/>
-          <w:sz w:val="22"/>
-          <w:szCs w:val="22"/>
-        </w:rPr>
-        <w:t xml:space="preserve">I find her through the Illinois ARDC — the Attorney Registration and Disciplinary Commission. Every lawyer and legal professional in the state is in the database. I don't have her name, but I have her neighborhood, her approximate age, her approximate career stage, and that one detail that narrows it to almost nothing: she works at a firm powerful enough to be involved in whatever requires a geofenced USB drive and men willing to follow her at 2 a.m.</w:t>
-      </w:r>
-    </w:p>
-    <w:p>
-      <w:pPr>
-        <w:spacing w:after="200" w:line="276"/>
-      </w:pPr>
-      <w:r>
-        <w:rPr>
-          <w:rFonts w:ascii="Georgia" w:cs="Georgia" w:eastAsia="Georgia" w:hAnsi="Georgia"/>
-          <w:sz w:val="22"/>
-          <w:szCs w:val="22"/>
-        </w:rPr>
-        <w:t xml:space="preserve">Eleven results for female legal professionals registered at addresses within a half mile of Halsted and Van Buren. I cross-reference against the major Chicago firms — the ones whose names appear on buildings, the ones whose client lists include the kind of money that bends municipal government.</w:t>
+        <w:t xml:space="preserve">Because she's exactly the right amount of hard to find. Her digital footprint has the contour of someone who understands data hygiene but isn't a professional at it. She's scrubbed the obvious things — no social media under what I suspect is her real name, no public directory listing at the Greektown address. But she hasn't scrubbed everything, because scrubbing everything requires a paranoia she probably didn't have until recently.</w:t>
+      </w:r>
+    </w:p>
+    <w:p>
+      <w:pPr>
+        <w:spacing w:after="200" w:line="276"/>
+      </w:pPr>
+      <w:r>
+        <w:rPr>
+          <w:rFonts w:ascii="Georgia" w:cs="Georgia" w:eastAsia="Georgia" w:hAnsi="Georgia"/>
+          <w:sz w:val="22"/>
+          <w:szCs w:val="22"/>
+        </w:rPr>
+        <w:t>I find her through the Illinois ARDC — the Attorney Registration and Disciplinary Commission. Every licensed attorney in the state is in the database. I don't have her name, but I have her neighborhood, her approximate age, her approximate career stage, and that one detail that narrows it to almost nothing: she works at a firm powerful enough to be involved in whatever requires a geofenced USB drive and men willing to follow her at 2 a.m.</w:t>
+      </w:r>
+    </w:p>
+    <w:p>
+      <w:pPr>
+        <w:spacing w:after="200" w:line="276"/>
+      </w:pPr>
+      <w:r>
+        <w:rPr>
+          <w:rFonts w:ascii="Georgia" w:cs="Georgia" w:eastAsia="Georgia" w:hAnsi="Georgia"/>
+          <w:sz w:val="22"/>
+          <w:szCs w:val="22"/>
+        </w:rPr>
+        <w:t>Eleven results for female attorneys registered at addresses within a half mile of Halsted and Van Buren. I cross-reference against the major Chicago firms — the ones whose names appear on buildings, the ones whose client lists include the kind of money that bends municipal government.</w:t>
       </w:r>
     </w:p>
     <w:p>
@@ -3067,7 +3067,7 @@
           <w:sz w:val="22"/>
           <w:szCs w:val="22"/>
         </w:rPr>
-        <w:t xml:space="preserve">, he'd written inside the cover in his careful, foreign hand. Everything will be fine.</w:t>
+        <w:t>, he'd written inside the cover in his careful, old-country hand. Everything will be fine.</w:t>
       </w:r>
     </w:p>
     <w:p>
@@ -3518,7 +3518,7 @@
           <w:sz w:val="22"/>
           <w:szCs w:val="22"/>
         </w:rPr>
-        <w:t xml:space="preserve">I check the fire escape one more time. The window is unlocked, the ladder is down, the alley below connects to the passage behind the Parthenon that comes out on Adams two blocks west. I've walked it twice since moving in. Not because I expected to need it. Because I am my father's daughter, and my father taught me — in Ukrainian, in the kitchen, in a tone that came from hard experience — that the time to find the exit is before you need it.</w:t>
+        <w:t xml:space="preserve">I check the fire escape one more time. The window is unlocked, the ladder is down, the alley below connects to the passage behind the Parthenon that comes out on Adams two blocks west. I've walked it twice since moving in. Because I am my father's daughter, and my father taught me — in Ukrainian, in the kitchen, in a tone that came from hard experience — that the time to find the exit is before you need it.</w:t>
       </w:r>
     </w:p>
     <w:p>
@@ -4652,7 +4652,7 @@
           <w:sz w:val="22"/>
           <w:szCs w:val="22"/>
         </w:rPr>
-        <w:t xml:space="preserve">I tell him. Not everything — the shape. Judge Marcus Thorne. The ghost ledger. Offshore payments from private equity firms in exchange for favorable zoning rulings on Chicago River developments. Seventeen years of institutional rot dressed in judicial robes. Whitfield, Mercer and Associates as the conduit — the firm that handles the real estate transactions that make the rulings profitable, taking its percentage while a federal judge sells his courtroom to the highest bidder.</w:t>
+        <w:t xml:space="preserve">I tell him. The shape. Judge Marcus Thorne. The ghost ledger. Offshore payments from private equity firms in exchange for favorable zoning rulings on Chicago River developments. Seventeen years of institutional rot dressed in judicial robes. Whitfield, Mercer and Associates as the conduit — the firm that handles the real estate transactions that make the rulings profitable, taking its percentage while a federal judge sells his courtroom to the highest bidder.</w:t>
       </w:r>
     </w:p>
     <w:p>
@@ -5706,7 +5706,7 @@
           <w:sz w:val="22"/>
           <w:szCs w:val="22"/>
         </w:rPr>
-        <w:t xml:space="preserve">I take Roosevelt west toward the expressway. Not because I have a destination. Because moving is safer than stopped, and the expressway gives us options — north, south, out of the city entirely if it comes to that. Options are what you need when the plan you didn't have has failed and the plan you're building hasn't started.</w:t>
+        <w:t xml:space="preserve">I take Roosevelt west toward the expressway. Because moving is safer than stopped, and the expressway gives us options — north, south, out of the city entirely if it comes to that. Options are what you need when the plan you didn't have has failed and the plan you're building hasn't started.</w:t>
       </w:r>
     </w:p>
     <w:p>
@@ -5945,7 +5945,7 @@
           <w:sz w:val="22"/>
           <w:szCs w:val="22"/>
         </w:rPr>
-        <w:t xml:space="preserve">I file that. Not the description — what she said about me. </w:t>
+        <w:t xml:space="preserve">I file that. What she said about me. </w:t>
       </w:r>
       <w:r>
         <w:rPr>
@@ -6158,7 +6158,7 @@
           <w:sz w:val="22"/>
           <w:szCs w:val="22"/>
         </w:rPr>
-        <w:t xml:space="preserve">The silence that follows has a different temperature. Not the working silence of two people processing — something colder. She's connecting the pieces the way she connects everything, and the picture that's forming is one I've been living inside for over a year.</w:t>
+        <w:t xml:space="preserve">The silence that follows has a different temperature. Something colder. She's connecting the pieces the way she connects everything, and the picture that's forming is one I've been living inside for over a year.</w:t>
       </w:r>
     </w:p>
     <w:p>
@@ -6588,7 +6588,7 @@
           <w:sz w:val="22"/>
           <w:szCs w:val="22"/>
         </w:rPr>
-        <w:t xml:space="preserve">I keep coming back to the moment in her apartment. Not the escape — before. When I was standing in her kitchen and she was telling me to leave and the argument about the drive had reached the point where two stubborn people were going to say things they'd have to either live with or take back.</w:t>
+        <w:t xml:space="preserve">I keep coming back to the moment in her apartment. Before the escape. When I was standing in her kitchen and she was telling me to leave and the argument about the drive had reached the point where two stubborn people were going to say things they'd have to either live with or take back.</w:t>
       </w:r>
     </w:p>
     <w:p>
@@ -6801,7 +6801,7 @@
           <w:sz w:val="22"/>
           <w:szCs w:val="22"/>
         </w:rPr>
-        <w:t xml:space="preserve">"I found something," she says. "On the drive's encryption. There's a secondary file. Audio."</w:t>
+        <w:t>"I found something," she says. "In my extraction notes — the manifest I built when I cloned the drive. There's a secondary file. Audio."</w:t>
       </w:r>
     </w:p>
     <w:p>
@@ -7997,7 +7997,7 @@
           <w:sz w:val="22"/>
           <w:szCs w:val="22"/>
         </w:rPr>
-        <w:t xml:space="preserve">The warmth is immediate. Not much — he's cold too — but the radiant heat of another body, the warmth that comes off a person even in the low thirties, is so different from the concrete that my nervous system registers it as something closer to revelation than temperature change. His jacket. The side of his arm. The way the cold pocket I'd been sitting in is replaced by something that has a pulse.</w:t>
+        <w:t xml:space="preserve">The warmth is immediate. Barely — he's cold too — but the radiant heat of another body, the warmth that comes off a person even in the low thirties, is so different from the concrete that my nervous system registers it as something closer to revelation than temperature change. His jacket. The side of his arm. The way the cold pocket I'd been sitting in is replaced by something that has a pulse.</w:t>
       </w:r>
     </w:p>
     <w:p>
@@ -8329,7 +8329,7 @@
           <w:sz w:val="22"/>
           <w:szCs w:val="22"/>
         </w:rPr>
-        <w:t xml:space="preserve">Not just tonight. Not just in the apartment. Since the first ride. Since Lower Wacker Drive. He has been watching my hand do the thing it does, and he has understood what it means, and he has waited — through three rides and an apartment and an escape and a car and forty minutes of walking and three hours of cold — until exactly this moment to tell me that he sees it.</w:t>
+        <w:t xml:space="preserve">Since the first ride. Since Lower Wacker Drive. He has been watching my hand do the thing it does, and he has understood what it means, and he has waited — through three rides and an apartment and an escape and a car and forty minutes of walking and three hours of cold — until exactly this moment to tell me that he sees it.</w:t>
       </w:r>
     </w:p>
     <w:p>
@@ -8394,7 +8394,7 @@
           <w:sz w:val="22"/>
           <w:szCs w:val="22"/>
         </w:rPr>
-        <w:t xml:space="preserve">"You do it when you're scared," he says. Quiet. Not clinical — something else. Gentle. Like he knows what it costs to name something private. "And when you're thinking. And when something is too close."</w:t>
+        <w:t xml:space="preserve">"You do it when you're scared," he says. Quiet. Something else. Gentle. Like he knows what it costs to name something private. "And when you're thinking. And when something is too close."</w:t>
       </w:r>
     </w:p>
     <w:p>
@@ -8420,7 +8420,7 @@
           <w:sz w:val="22"/>
           <w:szCs w:val="22"/>
         </w:rPr>
-        <w:t xml:space="preserve">"You did it in the car. All three rides. I watched you do it in the mirror."</w:t>
+        <w:t>"You did it in the car. The third ride. I watched you do it in the mirror."</w:t>
       </w:r>
     </w:p>
     <w:p>
@@ -9378,7 +9378,7 @@
           <w:sz w:val="22"/>
           <w:szCs w:val="22"/>
         </w:rPr>
-        <w:t xml:space="preserve">Low and controlled. But present — an admission from a man who doesn't make admissions. I keep it. Not in my mind — in my body, in the place where the things I will never forget are kept.</w:t>
+        <w:t xml:space="preserve">Low and controlled. But present — an admission from a man who doesn't make admissions. I keep it. In my body, in the place where the things I will never forget are kept.</w:t>
       </w:r>
     </w:p>
     <w:p>
@@ -9691,20 +9691,20 @@
           <w:sz w:val="22"/>
           <w:szCs w:val="22"/>
         </w:rPr>
-        <w:t xml:space="preserve">The guilt is back — different now, layered with something new. Not the guilt of making a stranger a target. The guilt of making a grieving man carry the key to the thing that will break him open. I did that. I chose him because he was still and careful and observant, and I didn't know — couldn't have known — that the stillness was grief and the care was survival and the observation was the last functioning skill of a man who lost everything else.</w:t>
-      </w:r>
-    </w:p>
-    <w:p>
-      <w:pPr>
-        <w:spacing w:after="200" w:line="276"/>
-      </w:pPr>
-      <w:r>
-        <w:rPr>
-          <w:rFonts w:ascii="Georgia" w:cs="Georgia" w:eastAsia="Georgia" w:hAnsi="Georgia"/>
-          <w:sz w:val="22"/>
-          <w:szCs w:val="22"/>
-        </w:rPr>
-        <w:t xml:space="preserve">I press closer. Not a decision — the body again, overruling the mind, choosing warmth and proximity and the act of remaining present with someone who has just told you the worst thing and trusts you to hold it.</w:t>
+        <w:t xml:space="preserve">The guilt is back — different now, layered with something new. The guilt of making a grieving man carry the key to the thing that will break him open. I did that. I chose him because he was still and careful and observant, and I didn't know — couldn't have known — that the stillness was grief and the care was survival and the observation was the last functioning skill of a man who lost everything else.</w:t>
+      </w:r>
+    </w:p>
+    <w:p>
+      <w:pPr>
+        <w:spacing w:after="200" w:line="276"/>
+      </w:pPr>
+      <w:r>
+        <w:rPr>
+          <w:rFonts w:ascii="Georgia" w:cs="Georgia" w:eastAsia="Georgia" w:hAnsi="Georgia"/>
+          <w:sz w:val="22"/>
+          <w:szCs w:val="22"/>
+        </w:rPr>
+        <w:t xml:space="preserve">I press closer. The body again, overruling the mind, choosing warmth and proximity and the act of remaining present with someone who has just told you the worst thing and trusts you to hold it.</w:t>
       </w:r>
     </w:p>
     <w:p>
@@ -9782,7 +9782,7 @@
           <w:sz w:val="22"/>
           <w:szCs w:val="22"/>
         </w:rPr>
-        <w:t xml:space="preserve">Not for the promise. Not for the drive. For this — the dark and the concrete and the warmth and the fact that he told me about Vance and I didn't look away. For the unbearable act of being witnessed and choosing to remain.</w:t>
+        <w:t xml:space="preserve">For this — the dark and the concrete and the warmth and the fact that he told me about Vance and I didn't look away. For the unbearable act of being witnessed and choosing to remain.</w:t>
       </w:r>
     </w:p>
     <w:p>
@@ -10143,7 +10143,7 @@
           <w:sz w:val="22"/>
           <w:szCs w:val="22"/>
         </w:rPr>
-        <w:t xml:space="preserve">"We need to eat first." Not a suggestion. A statement. She's pulling on her jeans — efficient, no performance to it, the simple mechanics of getting dressed — and I look away not because I need to but because looking feels like something I haven't earned in daylight. Last night was dark and desperate and the dark gave us permission. Daylight is a different jurisdiction.</w:t>
+        <w:t xml:space="preserve">"We need to eat first." A statement. She's pulling on her jeans — efficient, no performance to it, the simple mechanics of getting dressed — and I look away not because I need to but because looking feels like something I haven't earned in daylight. Last night was dark and desperate and the dark gave us permission. Daylight is a different jurisdiction.</w:t>
       </w:r>
     </w:p>
     <w:p>
@@ -10422,7 +10422,7 @@
           <w:sz w:val="22"/>
           <w:szCs w:val="22"/>
         </w:rPr>
-        <w:t xml:space="preserve"> last night — without question marks. Not asking for a plan. Building one. I'm starting to understand that this is how Elena operates — she locates the constraint, calculates the margin, and fills the margin with action. No wasted motion. No deliberation where decision will do.</w:t>
+        <w:t xml:space="preserve"> last night — without question marks. Building one. I'm starting to understand that this is how Elena operates — she locates the constraint, calculates the margin, and fills the margin with action. No wasted motion. No deliberation where decision will do.</w:t>
       </w:r>
     </w:p>
     <w:p>
@@ -11626,20 +11626,20 @@
           <w:sz w:val="22"/>
           <w:szCs w:val="22"/>
         </w:rPr>
-        <w:t xml:space="preserve">I brush her hand. Not accidentally. Deliberately — one knuckle across the back of her fingers as the train sways — and the look she gives me is the one from the kitchen. Not surprised. Not shy. Recalibrated. Already operating in the new parameters.</w:t>
-      </w:r>
-    </w:p>
-    <w:p>
-      <w:pPr>
-        <w:spacing w:after="200" w:line="276"/>
-      </w:pPr>
-      <w:r>
-        <w:rPr>
-          <w:rFonts w:ascii="Georgia" w:cs="Georgia" w:eastAsia="Georgia" w:hAnsi="Georgia"/>
-          <w:sz w:val="22"/>
-          <w:szCs w:val="22"/>
-        </w:rPr>
-        <w:t xml:space="preserve">Her pinkie hooks mine. For five seconds on a crowded train, her smallest finger wraps around mine and holds, and it's the softest thing in the car but it's anchoring me to something I thought I'd lost — the weight of another person choosing to hold on. Then the train stops and the doors open and she lets go and we step out into the Jackson station and the underground corridor stretches ahead of us and the Daley Center is four blocks and four hundred and seventy yards from where we're standing.</w:t>
+        <w:t xml:space="preserve">I brush her hand. Deliberately — one knuckle across the back of her fingers as the train sways — and the look she gives me is the one from the kitchen. Recalibrated. Already operating in the new parameters.</w:t>
+      </w:r>
+    </w:p>
+    <w:p>
+      <w:pPr>
+        <w:spacing w:after="200" w:line="276"/>
+      </w:pPr>
+      <w:r>
+        <w:rPr>
+          <w:rFonts w:ascii="Georgia" w:cs="Georgia" w:eastAsia="Georgia" w:hAnsi="Georgia"/>
+          <w:sz w:val="22"/>
+          <w:szCs w:val="22"/>
+        </w:rPr>
+        <w:t>Her pinkie hooks mine. For five seconds on a crowded train, her smallest finger wraps around mine and holds, and it's the softest thing in the car but it's anchoring me to something I thought I'd lost — the weight of another person choosing to hold on. Then the train stops and the doors open and she lets go and we step out into the Jackson station and the underground corridor stretches ahead of us and the Daley Center is four blocks and five hundred and seventy yards from where we're standing.</w:t>
       </w:r>
     </w:p>
     <w:p>
@@ -11744,7 +11744,7 @@
           <w:sz w:val="22"/>
           <w:szCs w:val="22"/>
         </w:rPr>
-        <w:t xml:space="preserve">She opens it. Plugs in the drive — her fingers handling the small chrome object with a practiced ease that tells me she's comfortable with things that fit precisely where they're meant to go. The screen does something — a progress bar, a decryption protocol engaging — and for thirty seconds neither of us breathes.</w:t>
+        <w:t>She opens it. Plugs in the drive — her fingers handling the small matte-black object with a practiced ease that tells me she's comfortable with things that fit precisely where they're meant to go. The screen does something — a progress bar, a decryption protocol engaging — and for thirty seconds neither of us breathes.</w:t>
       </w:r>
     </w:p>
     <w:p>
@@ -12379,7 +12379,7 @@
           <w:sz w:val="22"/>
           <w:szCs w:val="22"/>
         </w:rPr>
-        <w:t xml:space="preserve">We don't go back to Bridgeport. The window I gave us — noon, maybe two — closed an hour ago, and the apartment on Lituanica is a place I lived, past tense, the same way the Accord is a car I drove. The list of things I've lost since Elena Koval got in my car is getting longer. The list of things I've gained has one entry and she's standing next to me in a bedazzled denim jacket looking at the hotel &amp; across the street from the Pedway exit like she's calculating its structural integrity.</w:t>
+        <w:t>We don't go back to Bridgeport. The window I gave us — noon, maybe two — closed an hour ago, and the apartment on Lituanica is a place I lived, past tense, the same way the Accord is a car I drove. The list of things I've lost since Elena Koval got in my car is getting longer. The list of things I've gained has one entry and she's standing next to me in a bedazzled denim jacket looking at the hotel across the street from the Pedway exit like she's calculating its structural integrity.</w:t>
       </w:r>
     </w:p>
     <w:p>
@@ -12701,7 +12701,7 @@
           <w:sz w:val="22"/>
           <w:szCs w:val="22"/>
         </w:rPr>
-        <w:t xml:space="preserve">"It has to be during business hours. The firm network runs a restricted protocol after six p.m. — reduced access, flagged logins, automatic security review on any analyst-level session outside core hours. If I log in at night, it triggers an alert. During the day, I'm one of forty analysts accessing the system. Noise."</w:t>
+        <w:t>"It has to be during business hours. The firm network runs a restricted protocol after six p.m. — reduced access, flagged logins, automatic security review on any analyst-level session outside core hours. If I log in at night, it triggers an alert. During the day, I'm one of forty analysts accessing the system. Noise. And the building sits inside Vance's radius — LaSalle is four hundred yards from the Daley Center doors. The audio gets both of its keys at once."</w:t>
       </w:r>
     </w:p>
     <w:p>
@@ -13339,7 +13339,7 @@
           <w:sz w:val="22"/>
           <w:szCs w:val="22"/>
         </w:rPr>
-        <w:t xml:space="preserve">His voice from the bed behind me. Quiet. Not amused — something more careful. The voice of a man who has seen something he wasn't meant to see and is choosing his next words the way he chooses lane changes.</w:t>
+        <w:t xml:space="preserve">His voice from the bed behind me. Quiet. Something more careful. The voice of a man who has seen something he wasn't meant to see and is choosing his next words the way he chooses lane changes.</w:t>
       </w:r>
     </w:p>
     <w:p>
@@ -13526,7 +13526,7 @@
           <w:sz w:val="22"/>
           <w:szCs w:val="22"/>
         </w:rPr>
-        <w:t xml:space="preserve">What I get is Julian looking at my hand — at the chrome and the blue jewel — and then looking at my face, and his expression is the one from the shed. The one from the moment he stilled my thumb. Not amused. Not aroused — not yet, though I can see the yet building behind his eyes like weather. Tender. Tender. He's just been handed another piece of the woman he's trying to understand, and he's handling it the way he handles everything. Carefully.</w:t>
+        <w:t xml:space="preserve">What I get is Julian looking at my hand — at the chrome and the blue jewel — and then looking at my face, and his expression is the one from the shed. The one from the moment he stilled my thumb. Tender. The arousal building behind his eyes like weather, but not yet arrived, though I can see the yet building behind his eyes like weather. Tender. Tender. He's just been handed another piece of the woman he's trying to understand, and he's handling it the way he handles everything. Carefully.</w:t>
       </w:r>
     </w:p>
     <w:p>
@@ -14270,7 +14270,7 @@
           <w:sz w:val="22"/>
           <w:szCs w:val="22"/>
         </w:rPr>
-        <w:t xml:space="preserve">I feel full. Not just physically — the plug is a familiar presence, a known quantity, the fullness I've given myself dozens of times — but something else. The fullness of being seen. Of having the most hidden part of my desire witnessed by someone who calls it beautiful instead of strange.</w:t>
+        <w:t xml:space="preserve">I feel full. More than the plug — which is a familiar presence, a known quantity, the fullness I've given myself dozens of times — but something else. The fullness of being seen. Of having the most hidden part of my desire witnessed by someone who calls it beautiful instead of strange.</w:t>
       </w:r>
     </w:p>
     <w:p>
@@ -14375,7 +14375,7 @@
           <w:sz w:val="22"/>
           <w:szCs w:val="22"/>
         </w:rPr>
-        <w:t xml:space="preserve">I take him deeper. Not rushing — using my tongue, the flat of it, the tip, mapping him the way he mapped me. The way we both map everything. Investigative. Thorough. His cock is thick and warm and the weight of it on my tongue is information my body receives with a clarity that borders on clinical except there is nothing clinical about the sound I'm making around him or the way the plug shifts when I move and sends sparks up my spine that make my rhythm falter and recover and falter again.</w:t>
+        <w:t xml:space="preserve">I take him deeper. Using my tongue, the flat of it, the tip, mapping him the way he mapped me. The way we both map everything. Investigative. Thorough. His cock is thick and warm and the weight of it on my tongue is information my body receives with a clarity that borders on clinical except there is nothing clinical about the sound I'm making around him or the way the plug shifts when I move and sends sparks up my spine that make my rhythm falter and recover and falter again.</w:t>
       </w:r>
     </w:p>
     <w:p>
@@ -15304,7 +15304,7 @@
           <w:sz w:val="22"/>
           <w:szCs w:val="22"/>
         </w:rPr>
-        <w:t xml:space="preserve">I enter the blind spot at 9:41 a.m. on a Wednesday morning in March. My badge — Elena Koval, Junior Legal Analyst, Level 2 Access — touches the reader and the light goes green and the door clicks and I am inside Whitfield Mercer for the first time since I walked out five days ago, and the last time in my life.</w:t>
+        <w:t>I enter the blind spot at 9:41 a.m. on a Wednesday morning in March. My badge — Elena Koval, Junior Legal Analyst, Level 2 Access — touches the reader and the light goes green and the door clicks and I am inside Whitfield Mercer for the first time since I walked out three days ago, and the last time in my life.</w:t>
       </w:r>
     </w:p>
     <w:p>
@@ -15536,7 +15536,7 @@
           <w:sz w:val="22"/>
           <w:szCs w:val="22"/>
         </w:rPr>
-        <w:t xml:space="preserve">The desktop loads. My files. My case folders. My email — 147 unread messages, the detritus of a woman who walked out five days ago without telling anyone she was leaving. I don't look at the emails. I don't look at the case folders. I plug in the drive.</w:t>
+        <w:t>The desktop loads. My files. My case folders. My email — 147 unread messages, the detritus of a woman who walked out three days ago without telling anyone she was leaving. I don't look at the emails. I don't look at the case folders. I plug in the drive.</w:t>
       </w:r>
     </w:p>
     <w:p>
@@ -16067,7 +16067,7 @@
           <w:sz w:val="22"/>
           <w:szCs w:val="22"/>
         </w:rPr>
-        <w:t xml:space="preserve">Not the controlled baritone I know from three years of conference rooms — the one that fills a space the way his name fills a letterhead, expansive, proprietary, the voice of a man who has never been in a room that didn't belong to him. This is something underneath that voice. Something I've never heard. Ragged. The fury of a powerful man discovering that his power has been breached.</w:t>
+        <w:t xml:space="preserve">Something underneath the controlled baritone I know from conference rooms — the one that fills a space the way his name fills a letterhead, expansive, proprietary, the voice of a man who has never been in a room that didn't belong to him. This is something underneath that voice. Something I've never heard. Ragged. The fury of a powerful man discovering that his power has been breached.</w:t>
       </w:r>
     </w:p>
     <w:p>
@@ -16489,7 +16489,7 @@
           <w:sz w:val="22"/>
           <w:szCs w:val="22"/>
         </w:rPr>
-        <w:t xml:space="preserve">In the bathroom of the café where we're meeting the Tribune reporter later, I'll remove it. The plug will come free with a soft pressure, the chrome cooling against my skin one last time, the blue topaz catching the fluorescent bathroom light. It will wrap in tissue and slip into my bag — its purpose fulfilled, its armor no longer needed. That moment will be its own quiet thing.</w:t>
+        <w:t>Later, in a café bathroom, I'll take it out for a while. The plug will come free with a soft pressure, the chrome cooling against my skin one last time, the blue topaz catching the fluorescent bathroom light. It will wrap in tissue and slip into my bag, until I want it again. That moment will be its own quiet thing.</w:t>
       </w:r>
     </w:p>
     <w:p>
@@ -16786,7 +16786,7 @@
           <w:sz w:val="22"/>
           <w:szCs w:val="22"/>
         </w:rPr>
-        <w:t xml:space="preserve">The waiter brings water, menus, a bread basket. Elena orders wine — a glass of something red that she doesn't check the vintage on, which tells me more about her state of mind than any sentence could. The woman who verifies everything is choosing not to verify. She's letting go. Not of the situation — of the grip she keeps on every variable. For tonight, the variables can do what they want.</w:t>
+        <w:t xml:space="preserve">The waiter brings water, menus, a bread basket. Elena orders wine — a glass of something red that she doesn't check the vintage on, which tells me more about her state of mind than any sentence could. The woman who verifies everything is choosing not to verify. She's letting go. Of the grip she keeps on every variable. For tonight, the variables can do what they want.</w:t>
       </w:r>
     </w:p>
     <w:p>
@@ -17664,7 +17664,7 @@
           <w:sz w:val="22"/>
           <w:szCs w:val="22"/>
         </w:rPr>
-        <w:t xml:space="preserve">Her voice cuts across mine. Quiet. Not the clinical register. Something underneath — raw, confessional. She's been holding something for two hours and just decided to stop.</w:t>
+        <w:t xml:space="preserve">Her voice cuts across mine. Quiet. Something underneath the clinical register — raw, confessional. She's been holding something for two hours and just decided to stop.</w:t>
       </w:r>
     </w:p>
     <w:p>
@@ -17833,7 +17833,7 @@
           <w:sz w:val="22"/>
           <w:szCs w:val="22"/>
         </w:rPr>
-        <w:t xml:space="preserve">The mask slips wider. Not into embarrassment — into something else. The expression of a woman who has been carrying this inside her body through two hours of conversation and has just handed the weight of that to the one man she trusts to hold it.</w:t>
+        <w:t xml:space="preserve">The mask slips wider. Into something else. The expression of a woman who has been carrying this inside her body through two hours of conversation and has just handed the weight of that to the one man she trusts to hold it.</w:t>
       </w:r>
     </w:p>
     <w:p>
@@ -18274,7 +18274,7 @@
           <w:sz w:val="22"/>
           <w:szCs w:val="22"/>
         </w:rPr>
-        <w:t xml:space="preserve">I file it. Not under anything I can use tonight. Under a drawer I've started keeping for things about this woman that I'm going to need more time — and possibly more people — to fully understand.</w:t>
+        <w:t xml:space="preserve">I file it. Under something I’ll need more time to understand. Under a drawer I've started keeping for things about this woman that I'm going to need more time — and possibly more people — to fully understand.</w:t>
       </w:r>
     </w:p>
     <w:p>
@@ -18430,7 +18430,7 @@
           <w:sz w:val="22"/>
           <w:szCs w:val="22"/>
         </w:rPr>
-        <w:t xml:space="preserve">Her eyes brighten. Not embarrassment — her mind registering a variable it hadn't accounted for and finding it </w:t>
+        <w:t xml:space="preserve">Her eyes brighten. Her mind registering a variable it hadn't accounted for and finding it </w:t>
       </w:r>
       <w:r>
         <w:rPr>
@@ -18939,7 +18939,7 @@
           <w:sz w:val="22"/>
           <w:szCs w:val="22"/>
         </w:rPr>
-        <w:t xml:space="preserve">Then she leans forward. Not away from what I said — into it. Her eyes have changed. The analytical distance is gone. What's left is the woman from the hotel room. The woman who said </w:t>
+        <w:t xml:space="preserve">Then she leans forward. Into it. Her eyes have changed. The analytical distance is gone. What's left is the woman from the hotel room. The woman who said </w:t>
       </w:r>
       <w:r>
         <w:rPr>
@@ -19559,7 +19559,7 @@
           <w:sz w:val="22"/>
           <w:szCs w:val="22"/>
         </w:rPr>
-        <w:t xml:space="preserve">A fine mist has started. Not rain — the warm evening loosening its grip, the air turning to something you can feel on your skin. The kind of weather Chicago produces in late March when it can't decide what season it wants to be. A sheen appears on the string lights, on the railing, on the surface of my bourbon. The patio doesn't empty — the warmth is still holding — but the atmosphere shifts, softens, the city pulling a thin curtain between the diners and the night.</w:t>
+        <w:t xml:space="preserve">A fine mist has started. The warm evening loosening its grip, the air turning to something you can feel on your skin. The kind of weather Chicago produces in late March when it can't decide what season it wants to be. A sheen appears on the string lights, on the railing, on the surface of my bourbon. The patio doesn't empty — the warmth is still holding — but the atmosphere shifts, softens, the city pulling a thin curtain between the diners and the night.</w:t>
       </w:r>
     </w:p>
     <w:p>
@@ -19585,7 +19585,7 @@
           <w:sz w:val="22"/>
           <w:szCs w:val="22"/>
         </w:rPr>
-        <w:t xml:space="preserve">The drizzle is picking up. Not enough to clear the patio — the unseasonable warmth is holding, and Chicago doesn't surrender outdoor seating to anything less than a downpour — but enough that the sheen on the string lights has turned to small beads and the couple next to us has shifted their chairs under the awning's edge.</w:t>
+        <w:t xml:space="preserve">The drizzle is picking up. Too light to clear the patio — the unseasonable warmth is holding, and Chicago doesn't surrender outdoor seating to anything less than a downpour — but enough that the sheen on the string lights has turned to small beads and the couple next to us has shifted their chairs under the awning's edge.</w:t>
       </w:r>
     </w:p>
     <w:p>
@@ -19642,7 +19642,7 @@
           <w:sz w:val="22"/>
           <w:szCs w:val="22"/>
         </w:rPr>
-        <w:t xml:space="preserve">He's holding a dessert menu. His face is doing something that is attempting to be professional and failing at every level of the attempt. The expression of a server who can't be older than twenty-five who has just heard a woman tell her dinner date that his pre-cum tastes incredible and is now standing in the blast radius of that sentence while holding a laminated card that lists crème brûlée options.</w:t>
+        <w:t>He's holding a dessert menu. His face is doing something that is attempting to be professional and failing at every level of the attempt. The expression of a server who is twenty-three, maybe twenty-four, who has just heard a woman tell her dinner date that his pre-cum tastes incredible and is now standing in the blast radius of that sentence while holding a laminated card that lists crème brûlée options.</w:t>
       </w:r>
     </w:p>
     <w:p>
@@ -21110,7 +21110,7 @@
           <w:sz w:val="22"/>
           <w:szCs w:val="22"/>
         </w:rPr>
-        <w:t xml:space="preserve">The ledger flags this. Not under threat, not under arousal. Under a new column — one I didn't know existed until the waiter bent over and my tongue moved before my brain could stop it. A column labeled </w:t>
+        <w:t xml:space="preserve">The ledger flags this. Under a new column — one I didn't know existed until the waiter bent over and my tongue moved before my brain could stop it. A column labeled </w:t>
       </w:r>
       <w:r>
         <w:rPr>
@@ -21220,7 +21220,7 @@
           <w:sz w:val="22"/>
           <w:szCs w:val="22"/>
         </w:rPr>
-        <w:t xml:space="preserve">The words arrive in the hotel room and rearrange the air. Not because they're shocking — I've spent the last two hours describing sex acts across a dinner table in a crowded restaurant. Because of the way he says them. Quiet. Almost tender. The way a man describes something he's been carrying privately and has decided to share.</w:t>
+        <w:t xml:space="preserve">The words arrive in the hotel room and rearrange the air. Because of the way he says them — I've spent the last two hours describing sex acts across a dinner table in a crowded restaurant. Because of the way he says them. Quiet. Almost tender. The way a man describes something he's been carrying privately and has decided to share.</w:t>
       </w:r>
     </w:p>
     <w:p>
@@ -22560,7 +22560,7 @@
           <w:sz w:val="22"/>
           <w:szCs w:val="22"/>
         </w:rPr>
-        <w:t xml:space="preserve">Not a pulse. Not a wave. A current. The Chicago River at full flow, relentless and directional and so much volume that my body doesn't know what to do with all of it and so it does everything — my back arching, my legs locking around him, my hand slamming the mattress, the sound coming out of me continuous and unbroken and if the café waiter could hear Elena Koval now he would understand that what he overheard at the restaurant was the trailer, not the film. I am cumming with more force and more flow than the Chicago River in spring and Julian is inside me holding me at the bone and the plug is full and I am full and the room is full and I cannot stop and I do not want to stop and the current keeps coming in waves that overlap and build and overlap until I am shaking and gripping his arms and saying his name — not once, not twice, the way I said it in the shed and the hotel and every time we've been together, his name as the only word that fits the experience of being undone by a man who does everything with attention and thoroughness and a devastating patience that will hold you at the threshold until the threshold breaks.</w:t>
+        <w:t>Not a pulse. Not a wave. A current. The Chicago River at full flow, relentless and directional and so much volume that my body doesn't know what to do with all of it and so it does everything — my back arching, my legs locking around him, my hand slamming the mattress, the sound coming out of me continuous and unbroken and if the café waiter could hear Elena Koval now he would understand that what he overheard at the restaurant was the trailer, not the film. I am coming with more force and more flow than the Chicago River in spring and Julian is inside me holding me at the bone and the plug is full and I am full and the room is full and I cannot stop and I do not want to stop and the current keeps coming in waves that overlap and build and overlap until I am shaking and gripping his arms and saying his name — not once, not twice, the way I said it in the shed and the hotel and every time we've been together, his name as the only word that fits the experience of being undone by a man who does everything with attention and thoroughness and a devastating patience that will hold you at the threshold until the threshold breaks.</w:t>
       </w:r>
     </w:p>
     <w:p>
@@ -23169,7 +23169,7 @@
           <w:sz w:val="22"/>
           <w:szCs w:val="22"/>
         </w:rPr>
-        <w:t xml:space="preserve">The Vera jacket is visible behind me on the chair. The rhinestones catching the same lamplight that's catching the wet on my lips. The juxtaposition — the bedazzled denim and the woman who just swallowed — is so absurd and so precise that I laugh. A short, startled sound that has no business in a moment this intimate, except it does, because the woman in that mirror is ridiculous and magnificent and wearing evidence of both.</w:t>
+        <w:t>The rhinestone jacket is visible behind me on the chair. The rhinestones catching the same lamplight that's catching the wet on my lips. The juxtaposition — the bedazzled denim and the woman who just swallowed — is so absurd and so precise that I laugh. A short, startled sound that has no business in a moment this intimate, except it does, because the woman in that mirror is ridiculous and magnificent and wearing evidence of both.</w:t>
       </w:r>
     </w:p>
     <w:p>
